--- a/тесты/проверка зон/фк/Протокол 00111213 1.1.docx
+++ b/тесты/проверка зон/фк/Протокол 00111213 1.1.docx
@@ -1426,6 +1426,10 @@
             <w:vAlign w:val="center"/>
             <w:shd w:fill="FFFF00"/>
             <w:shd w:fill="FFFF00"/>
+            <w:shd w:fill="FFFF00"/>
+            <w:shd w:fill="FFFF00"/>
+            <w:shd w:fill="FFFF00"/>
+            <w:shd w:fill="FFFF00"/>
           </w:tcPr>
           <w:p>
             <w:pPr>
@@ -1441,6 +1445,10 @@
             <w:tcW w:w="1133" w:type="dxa"/>
             <w:shd w:val="clear" w:color="auto" w:fill="auto"/>
             <w:vAlign w:val="center"/>
+            <w:shd w:fill="FFFF00"/>
+            <w:shd w:fill="FFFF00"/>
+            <w:shd w:fill="FFFF00"/>
+            <w:shd w:fill="FFFF00"/>
             <w:shd w:fill="FFFF00"/>
             <w:shd w:fill="FFFF00"/>
           </w:tcPr>
@@ -1603,6 +1611,10 @@
             <w:vAlign w:val="center"/>
             <w:shd w:fill="FFFF00"/>
             <w:shd w:fill="FFFF00"/>
+            <w:shd w:fill="FFFF00"/>
+            <w:shd w:fill="FFFF00"/>
+            <w:shd w:fill="FFFF00"/>
+            <w:shd w:fill="FFFF00"/>
           </w:tcPr>
           <w:p>
             <w:pPr>
@@ -1618,6 +1630,10 @@
             <w:tcW w:w="1133" w:type="dxa"/>
             <w:shd w:val="clear" w:color="auto" w:fill="auto"/>
             <w:vAlign w:val="center"/>
+            <w:shd w:fill="FFFF00"/>
+            <w:shd w:fill="FFFF00"/>
+            <w:shd w:fill="FFFF00"/>
+            <w:shd w:fill="FFFF00"/>
             <w:shd w:fill="FFFF00"/>
             <w:shd w:fill="FFFF00"/>
           </w:tcPr>
@@ -1780,6 +1796,10 @@
             <w:vAlign w:val="center"/>
             <w:shd w:fill="FFFF00"/>
             <w:shd w:fill="FFFF00"/>
+            <w:shd w:fill="FFFF00"/>
+            <w:shd w:fill="FFFF00"/>
+            <w:shd w:fill="FFFF00"/>
+            <w:shd w:fill="FFFF00"/>
           </w:tcPr>
           <w:p>
             <w:pPr>
@@ -1795,6 +1815,10 @@
             <w:tcW w:w="1133" w:type="dxa"/>
             <w:shd w:val="clear" w:color="auto" w:fill="auto"/>
             <w:vAlign w:val="center"/>
+            <w:shd w:fill="FFFF00"/>
+            <w:shd w:fill="FFFF00"/>
+            <w:shd w:fill="FFFF00"/>
+            <w:shd w:fill="FFFF00"/>
             <w:shd w:fill="FFFF00"/>
             <w:shd w:fill="FFFF00"/>
           </w:tcPr>
@@ -1957,6 +1981,10 @@
             <w:vAlign w:val="center"/>
             <w:shd w:fill="FFFF00"/>
             <w:shd w:fill="FFFF00"/>
+            <w:shd w:fill="FFFF00"/>
+            <w:shd w:fill="FFFF00"/>
+            <w:shd w:fill="FFFF00"/>
+            <w:shd w:fill="FFFF00"/>
           </w:tcPr>
           <w:p>
             <w:pPr>
@@ -1972,6 +2000,10 @@
             <w:tcW w:w="1133" w:type="dxa"/>
             <w:shd w:val="clear" w:color="auto" w:fill="auto"/>
             <w:vAlign w:val="center"/>
+            <w:shd w:fill="FFFF00"/>
+            <w:shd w:fill="FFFF00"/>
+            <w:shd w:fill="FFFF00"/>
+            <w:shd w:fill="FFFF00"/>
             <w:shd w:fill="FFFF00"/>
             <w:shd w:fill="FFFF00"/>
           </w:tcPr>
@@ -2134,6 +2166,10 @@
             <w:vAlign w:val="center"/>
             <w:shd w:fill="FFFF00"/>
             <w:shd w:fill="FFFF00"/>
+            <w:shd w:fill="FFFF00"/>
+            <w:shd w:fill="FFFF00"/>
+            <w:shd w:fill="FFFF00"/>
+            <w:shd w:fill="FFFF00"/>
           </w:tcPr>
           <w:p>
             <w:pPr>
@@ -2149,6 +2185,10 @@
             <w:tcW w:w="1133" w:type="dxa"/>
             <w:shd w:val="clear" w:color="auto" w:fill="auto"/>
             <w:vAlign w:val="center"/>
+            <w:shd w:fill="FFFF00"/>
+            <w:shd w:fill="FFFF00"/>
+            <w:shd w:fill="FFFF00"/>
+            <w:shd w:fill="FFFF00"/>
             <w:shd w:fill="FFFF00"/>
             <w:shd w:fill="FFFF00"/>
           </w:tcPr>
@@ -2319,6 +2359,10 @@
             <w:shd w:fill="FFFF00"/>
             <w:shd w:fill="FFFF00"/>
             <w:shd w:fill="FFFF00"/>
+            <w:shd w:fill="FFFF00"/>
+            <w:shd w:fill="FFFF00"/>
+            <w:shd w:fill="FFFF00"/>
+            <w:shd w:fill="FFFF00"/>
           </w:tcPr>
           <w:p>
             <w:pPr>
@@ -2344,6 +2388,10 @@
             <w:shd w:fill="FFFF00"/>
             <w:shd w:fill="FFFF00"/>
             <w:shd w:fill="FFFF00"/>
+            <w:shd w:fill="FFFF00"/>
+            <w:shd w:fill="FFFF00"/>
+            <w:shd w:fill="FFFF00"/>
+            <w:shd w:fill="FFFF00"/>
           </w:tcPr>
           <w:p>
             <w:pPr>
@@ -2520,6 +2568,10 @@
             <w:shd w:fill="FFFF00"/>
             <w:shd w:fill="FFFF00"/>
             <w:shd w:fill="FFFF00"/>
+            <w:shd w:fill="FFFF00"/>
+            <w:shd w:fill="FFFF00"/>
+            <w:shd w:fill="FFFF00"/>
+            <w:shd w:fill="FFFF00"/>
           </w:tcPr>
           <w:p>
             <w:pPr>
@@ -2545,6 +2597,10 @@
             <w:shd w:fill="FFFF00"/>
             <w:shd w:fill="FFFF00"/>
             <w:shd w:fill="FFFF00"/>
+            <w:shd w:fill="FFFF00"/>
+            <w:shd w:fill="FFFF00"/>
+            <w:shd w:fill="FFFF00"/>
+            <w:shd w:fill="FFFF00"/>
           </w:tcPr>
           <w:p>
             <w:pPr>
@@ -2809,6 +2865,10 @@
             <w:vAlign w:val="center"/>
             <w:shd w:fill="FFFF00"/>
             <w:shd w:fill="FFFF00"/>
+            <w:shd w:fill="FFFF00"/>
+            <w:shd w:fill="FFFF00"/>
+            <w:shd w:fill="FFFF00"/>
+            <w:shd w:fill="FFFF00"/>
           </w:tcPr>
           <w:p>
             <w:pPr>
@@ -2824,6 +2884,10 @@
             <w:tcW w:w="1133" w:type="dxa"/>
             <w:shd w:val="clear" w:color="auto" w:fill="auto"/>
             <w:vAlign w:val="center"/>
+            <w:shd w:fill="FFFF00"/>
+            <w:shd w:fill="FFFF00"/>
+            <w:shd w:fill="FFFF00"/>
+            <w:shd w:fill="FFFF00"/>
             <w:shd w:fill="FFFF00"/>
             <w:shd w:fill="FFFF00"/>
           </w:tcPr>
@@ -3080,6 +3144,10 @@
             <w:tcW w:w="997" w:type="dxa"/>
             <w:shd w:val="clear" w:color="auto" w:fill="auto"/>
             <w:vAlign w:val="center"/>
+            <w:shd w:fill="FFFF00"/>
+            <w:shd w:fill="FFFF00"/>
+            <w:shd w:fill="FFFF00"/>
+            <w:shd w:fill="FFFF00"/>
           </w:tcPr>
           <w:p>
             <w:pPr>
@@ -3095,6 +3163,10 @@
             <w:tcW w:w="1133" w:type="dxa"/>
             <w:shd w:val="clear" w:color="auto" w:fill="auto"/>
             <w:vAlign w:val="center"/>
+            <w:shd w:fill="FFFF00"/>
+            <w:shd w:fill="FFFF00"/>
+            <w:shd w:fill="FFFF00"/>
+            <w:shd w:fill="FFFF00"/>
           </w:tcPr>
           <w:p>
             <w:pPr>
@@ -3251,6 +3323,10 @@
             <w:tcW w:w="997" w:type="dxa"/>
             <w:shd w:val="clear" w:color="auto" w:fill="auto"/>
             <w:vAlign w:val="center"/>
+            <w:shd w:fill="FFFF00"/>
+            <w:shd w:fill="FFFF00"/>
+            <w:shd w:fill="FFFF00"/>
+            <w:shd w:fill="FFFF00"/>
           </w:tcPr>
           <w:p>
             <w:pPr>
@@ -3266,6 +3342,10 @@
             <w:tcW w:w="1133" w:type="dxa"/>
             <w:shd w:val="clear" w:color="auto" w:fill="auto"/>
             <w:vAlign w:val="center"/>
+            <w:shd w:fill="FFFF00"/>
+            <w:shd w:fill="FFFF00"/>
+            <w:shd w:fill="FFFF00"/>
+            <w:shd w:fill="FFFF00"/>
           </w:tcPr>
           <w:p>
             <w:pPr>
@@ -3422,6 +3502,10 @@
             <w:tcW w:w="997" w:type="dxa"/>
             <w:shd w:val="clear" w:color="auto" w:fill="auto"/>
             <w:vAlign w:val="center"/>
+            <w:shd w:fill="FFFF00"/>
+            <w:shd w:fill="FFFF00"/>
+            <w:shd w:fill="FFFF00"/>
+            <w:shd w:fill="FFFF00"/>
           </w:tcPr>
           <w:p>
             <w:pPr>
@@ -3437,6 +3521,10 @@
             <w:tcW w:w="1133" w:type="dxa"/>
             <w:shd w:val="clear" w:color="auto" w:fill="auto"/>
             <w:vAlign w:val="center"/>
+            <w:shd w:fill="FFFF00"/>
+            <w:shd w:fill="FFFF00"/>
+            <w:shd w:fill="FFFF00"/>
+            <w:shd w:fill="FFFF00"/>
           </w:tcPr>
           <w:p>
             <w:pPr>
@@ -3593,6 +3681,10 @@
             <w:tcW w:w="997" w:type="dxa"/>
             <w:shd w:val="clear" w:color="auto" w:fill="auto"/>
             <w:vAlign w:val="center"/>
+            <w:shd w:fill="FFFF00"/>
+            <w:shd w:fill="FFFF00"/>
+            <w:shd w:fill="FFFF00"/>
+            <w:shd w:fill="FFFF00"/>
           </w:tcPr>
           <w:p>
             <w:pPr>
@@ -3608,6 +3700,10 @@
             <w:tcW w:w="1133" w:type="dxa"/>
             <w:shd w:val="clear" w:color="auto" w:fill="auto"/>
             <w:vAlign w:val="center"/>
+            <w:shd w:fill="FFFF00"/>
+            <w:shd w:fill="FFFF00"/>
+            <w:shd w:fill="FFFF00"/>
+            <w:shd w:fill="FFFF00"/>
           </w:tcPr>
           <w:p>
             <w:pPr>
@@ -3764,6 +3860,10 @@
             <w:tcW w:w="997" w:type="dxa"/>
             <w:shd w:val="clear" w:color="auto" w:fill="auto"/>
             <w:vAlign w:val="center"/>
+            <w:shd w:fill="FFFF00"/>
+            <w:shd w:fill="FFFF00"/>
+            <w:shd w:fill="FFFF00"/>
+            <w:shd w:fill="FFFF00"/>
           </w:tcPr>
           <w:p>
             <w:pPr>
@@ -3779,6 +3879,10 @@
             <w:tcW w:w="1133" w:type="dxa"/>
             <w:shd w:val="clear" w:color="auto" w:fill="auto"/>
             <w:vAlign w:val="center"/>
+            <w:shd w:fill="FFFF00"/>
+            <w:shd w:fill="FFFF00"/>
+            <w:shd w:fill="FFFF00"/>
+            <w:shd w:fill="FFFF00"/>
           </w:tcPr>
           <w:p>
             <w:pPr>
@@ -3935,6 +4039,10 @@
             <w:tcW w:w="997" w:type="dxa"/>
             <w:shd w:val="clear" w:color="auto" w:fill="auto"/>
             <w:vAlign w:val="center"/>
+            <w:shd w:fill="FFFF00"/>
+            <w:shd w:fill="FFFF00"/>
+            <w:shd w:fill="FFFF00"/>
+            <w:shd w:fill="FFFF00"/>
           </w:tcPr>
           <w:p>
             <w:pPr>
@@ -3950,6 +4058,10 @@
             <w:tcW w:w="1133" w:type="dxa"/>
             <w:shd w:val="clear" w:color="auto" w:fill="auto"/>
             <w:vAlign w:val="center"/>
+            <w:shd w:fill="FFFF00"/>
+            <w:shd w:fill="FFFF00"/>
+            <w:shd w:fill="FFFF00"/>
+            <w:shd w:fill="FFFF00"/>
           </w:tcPr>
           <w:p>
             <w:pPr>
@@ -4106,6 +4218,10 @@
             <w:tcW w:w="997" w:type="dxa"/>
             <w:shd w:val="clear" w:color="auto" w:fill="auto"/>
             <w:vAlign w:val="center"/>
+            <w:shd w:fill="FFFF00"/>
+            <w:shd w:fill="FFFF00"/>
+            <w:shd w:fill="FFFF00"/>
+            <w:shd w:fill="FFFF00"/>
           </w:tcPr>
           <w:p>
             <w:pPr>
@@ -4121,6 +4237,10 @@
             <w:tcW w:w="1133" w:type="dxa"/>
             <w:shd w:val="clear" w:color="auto" w:fill="auto"/>
             <w:vAlign w:val="center"/>
+            <w:shd w:fill="FFFF00"/>
+            <w:shd w:fill="FFFF00"/>
+            <w:shd w:fill="FFFF00"/>
+            <w:shd w:fill="FFFF00"/>
           </w:tcPr>
           <w:p>
             <w:pPr>
@@ -4277,6 +4397,10 @@
             <w:tcW w:w="997" w:type="dxa"/>
             <w:shd w:val="clear" w:color="auto" w:fill="auto"/>
             <w:vAlign w:val="center"/>
+            <w:shd w:fill="FFFF00"/>
+            <w:shd w:fill="FFFF00"/>
+            <w:shd w:fill="FFFF00"/>
+            <w:shd w:fill="FFFF00"/>
           </w:tcPr>
           <w:p>
             <w:pPr>
@@ -4292,6 +4416,10 @@
             <w:tcW w:w="1133" w:type="dxa"/>
             <w:shd w:val="clear" w:color="auto" w:fill="auto"/>
             <w:vAlign w:val="center"/>
+            <w:shd w:fill="FFFF00"/>
+            <w:shd w:fill="FFFF00"/>
+            <w:shd w:fill="FFFF00"/>
+            <w:shd w:fill="FFFF00"/>
           </w:tcPr>
           <w:p>
             <w:pPr>
@@ -4544,6 +4672,10 @@
             <w:tcW w:w="997" w:type="dxa"/>
             <w:shd w:val="clear" w:color="auto" w:fill="auto"/>
             <w:vAlign w:val="center"/>
+            <w:shd w:fill="FFFF00"/>
+            <w:shd w:fill="FFFF00"/>
+            <w:shd w:fill="FFFF00"/>
+            <w:shd w:fill="FFFF00"/>
           </w:tcPr>
           <w:p>
             <w:pPr>
@@ -4559,6 +4691,10 @@
             <w:tcW w:w="1133" w:type="dxa"/>
             <w:shd w:val="clear" w:color="auto" w:fill="auto"/>
             <w:vAlign w:val="center"/>
+            <w:shd w:fill="FFFF00"/>
+            <w:shd w:fill="FFFF00"/>
+            <w:shd w:fill="FFFF00"/>
+            <w:shd w:fill="FFFF00"/>
           </w:tcPr>
           <w:p>
             <w:pPr>
@@ -4811,6 +4947,10 @@
             <w:tcW w:w="997" w:type="dxa"/>
             <w:shd w:val="clear" w:color="auto" w:fill="auto"/>
             <w:vAlign w:val="center"/>
+            <w:shd w:fill="FFFF00"/>
+            <w:shd w:fill="FFFF00"/>
+            <w:shd w:fill="FFFF00"/>
+            <w:shd w:fill="FFFF00"/>
           </w:tcPr>
           <w:p>
             <w:pPr>
@@ -4826,6 +4966,10 @@
             <w:tcW w:w="1133" w:type="dxa"/>
             <w:shd w:val="clear" w:color="auto" w:fill="auto"/>
             <w:vAlign w:val="center"/>
+            <w:shd w:fill="FFFF00"/>
+            <w:shd w:fill="FFFF00"/>
+            <w:shd w:fill="FFFF00"/>
+            <w:shd w:fill="FFFF00"/>
           </w:tcPr>
           <w:p>
             <w:pPr>
@@ -4994,6 +5138,10 @@
             <w:shd w:fill="FFFF00"/>
             <w:shd w:fill="FFFF00"/>
             <w:shd w:fill="FFFF00"/>
+            <w:shd w:fill="FFFF00"/>
+            <w:shd w:fill="FFFF00"/>
+            <w:shd w:fill="FFFF00"/>
+            <w:shd w:fill="FFFF00"/>
           </w:tcPr>
           <w:p>
             <w:pPr>
@@ -5027,6 +5175,10 @@
             <w:shd w:fill="FFFF00"/>
             <w:shd w:fill="FFFF00"/>
             <w:shd w:fill="FFFF00"/>
+            <w:shd w:fill="FFFF00"/>
+            <w:shd w:fill="FFFF00"/>
+            <w:shd w:fill="FFFF00"/>
+            <w:shd w:fill="FFFF00"/>
           </w:tcPr>
           <w:p>
             <w:pPr>
@@ -5205,6 +5357,10 @@
             <w:shd w:fill="FFFF00"/>
             <w:shd w:fill="FFFF00"/>
             <w:shd w:fill="FFFF00"/>
+            <w:shd w:fill="FFFF00"/>
+            <w:shd w:fill="FFFF00"/>
+            <w:shd w:fill="FFFF00"/>
+            <w:shd w:fill="FFFF00"/>
           </w:tcPr>
           <w:p>
             <w:pPr>
@@ -5220,6 +5376,10 @@
             <w:tcW w:w="1133" w:type="dxa"/>
             <w:shd w:val="clear" w:color="auto" w:fill="auto"/>
             <w:vAlign w:val="center"/>
+            <w:shd w:fill="FFFF00"/>
+            <w:shd w:fill="FFFF00"/>
+            <w:shd w:fill="FFFF00"/>
+            <w:shd w:fill="FFFF00"/>
             <w:shd w:fill="FFFF00"/>
             <w:shd w:fill="FFFF00"/>
             <w:shd w:fill="FFFF00"/>
@@ -5384,6 +5544,10 @@
             <w:tcW w:w="997" w:type="dxa"/>
             <w:shd w:val="clear" w:color="auto" w:fill="auto"/>
             <w:vAlign w:val="center"/>
+            <w:shd w:fill="FFFF00"/>
+            <w:shd w:fill="FFFF00"/>
+            <w:shd w:fill="FFFF00"/>
+            <w:shd w:fill="FFFF00"/>
           </w:tcPr>
           <w:p>
             <w:pPr>
@@ -5399,6 +5563,10 @@
             <w:tcW w:w="1133" w:type="dxa"/>
             <w:shd w:val="clear" w:color="auto" w:fill="auto"/>
             <w:vAlign w:val="center"/>
+            <w:shd w:fill="FFFF00"/>
+            <w:shd w:fill="FFFF00"/>
+            <w:shd w:fill="FFFF00"/>
+            <w:shd w:fill="FFFF00"/>
           </w:tcPr>
           <w:p>
             <w:pPr>
@@ -5730,6 +5898,10 @@
             <w:tcW w:w="997" w:type="dxa"/>
             <w:shd w:val="clear" w:color="auto" w:fill="auto"/>
             <w:vAlign w:val="center"/>
+            <w:shd w:fill="FFFF00"/>
+            <w:shd w:fill="FFFF00"/>
+            <w:shd w:fill="FFFF00"/>
+            <w:shd w:fill="FFFF00"/>
           </w:tcPr>
           <w:p>
             <w:pPr>
@@ -5745,6 +5917,10 @@
             <w:tcW w:w="1133" w:type="dxa"/>
             <w:shd w:val="clear" w:color="auto" w:fill="auto"/>
             <w:vAlign w:val="center"/>
+            <w:shd w:fill="FFFF00"/>
+            <w:shd w:fill="FFFF00"/>
+            <w:shd w:fill="FFFF00"/>
+            <w:shd w:fill="FFFF00"/>
           </w:tcPr>
           <w:p>
             <w:pPr>
